--- a/08Feb2026/examples/docs/Exceptions.docx
+++ b/08Feb2026/examples/docs/Exceptions.docx
@@ -403,15 +403,30 @@
     </w:p>
     <w:p>
       <w:r>
+        <w:t xml:space="preserve">    print("You can't divide by zero!")</w:t>
+      </w:r>
+    </w:p>
+    <w:p>
+      <w:r>
         <w:t xml:space="preserve">    </w:t>
       </w:r>
-      <w:proofErr w:type="gramStart"/>
-      <w:r>
-        <w:t>print(</w:t>
-      </w:r>
-      <w:proofErr w:type="gramEnd"/>
-      <w:r>
-        <w:t>"You can't divide by zero!")</w:t>
+    </w:p>
+    <w:p>
+      <w:r>
+        <w:t xml:space="preserve">except </w:t>
+      </w:r>
+      <w:proofErr w:type="spellStart"/>
+      <w:r>
+        <w:t>ValueError</w:t>
+      </w:r>
+      <w:proofErr w:type="spellEnd"/>
+      <w:r>
+        <w:t>:</w:t>
+      </w:r>
+    </w:p>
+    <w:p>
+      <w:r>
+        <w:t xml:space="preserve">    print("Enter a valid number!")</w:t>
       </w:r>
     </w:p>
     <w:p>
@@ -421,57 +436,18 @@
     </w:p>
     <w:p>
       <w:r>
-        <w:t xml:space="preserve">except </w:t>
-      </w:r>
-      <w:proofErr w:type="spellStart"/>
-      <w:r>
-        <w:t>ValueError</w:t>
-      </w:r>
-      <w:proofErr w:type="spellEnd"/>
-      <w:r>
-        <w:t>:</w:t>
+        <w:t>else:</w:t>
+      </w:r>
+    </w:p>
+    <w:p>
+      <w:r>
+        <w:t xml:space="preserve">    print("Result is", res)</w:t>
       </w:r>
     </w:p>
     <w:p>
       <w:r>
         <w:t xml:space="preserve">    </w:t>
       </w:r>
-      <w:proofErr w:type="gramStart"/>
-      <w:r>
-        <w:t>print(</w:t>
-      </w:r>
-      <w:proofErr w:type="gramEnd"/>
-      <w:r>
-        <w:t>"Enter a valid number!")</w:t>
-      </w:r>
-    </w:p>
-    <w:p>
-      <w:r>
-        <w:t xml:space="preserve">    </w:t>
-      </w:r>
-    </w:p>
-    <w:p>
-      <w:r>
-        <w:t>else:</w:t>
-      </w:r>
-    </w:p>
-    <w:p>
-      <w:r>
-        <w:t xml:space="preserve">    </w:t>
-      </w:r>
-      <w:proofErr w:type="gramStart"/>
-      <w:r>
-        <w:t>print(</w:t>
-      </w:r>
-      <w:proofErr w:type="gramEnd"/>
-      <w:r>
-        <w:t>"Result is", res)</w:t>
-      </w:r>
-    </w:p>
-    <w:p>
-      <w:r>
-        <w:t xml:space="preserve">    </w:t>
-      </w:r>
     </w:p>
     <w:p>
       <w:r>
@@ -480,18 +456,2346 @@
     </w:p>
     <w:p>
       <w:r>
-        <w:t xml:space="preserve">    </w:t>
-      </w:r>
-      <w:proofErr w:type="gramStart"/>
-      <w:r>
-        <w:t>print(</w:t>
-      </w:r>
-      <w:proofErr w:type="gramEnd"/>
-      <w:r>
-        <w:t>"Execution complete.")</w:t>
+        <w:t xml:space="preserve">    print("Execution complete.")</w:t>
       </w:r>
     </w:p>
     <w:p/>
+    <w:p>
+      <w:pPr>
+        <w:rPr>
+          <w:b/>
+          <w:bCs/>
+        </w:rPr>
+      </w:pPr>
+      <w:r>
+        <w:rPr>
+          <w:rFonts w:ascii="Segoe UI Emoji" w:hAnsi="Segoe UI Emoji" w:cs="Segoe UI Emoji"/>
+          <w:b/>
+          <w:bCs/>
+        </w:rPr>
+        <w:t>🔥</w:t>
+      </w:r>
+      <w:r>
+        <w:rPr>
+          <w:b/>
+          <w:bCs/>
+        </w:rPr>
+        <w:t xml:space="preserve"> Key Differences (Interview-friendly)</w:t>
+      </w:r>
+    </w:p>
+    <w:tbl>
+      <w:tblPr>
+        <w:tblW w:w="0" w:type="auto"/>
+        <w:tblCellSpacing w:w="15" w:type="dxa"/>
+        <w:tblCellMar>
+          <w:top w:w="15" w:type="dxa"/>
+          <w:left w:w="15" w:type="dxa"/>
+          <w:bottom w:w="15" w:type="dxa"/>
+          <w:right w:w="15" w:type="dxa"/>
+        </w:tblCellMar>
+        <w:tblLook w:val="04A0" w:firstRow="1" w:lastRow="0" w:firstColumn="1" w:lastColumn="0" w:noHBand="0" w:noVBand="1"/>
+      </w:tblPr>
+      <w:tblGrid>
+        <w:gridCol w:w="1474"/>
+        <w:gridCol w:w="2789"/>
+        <w:gridCol w:w="2928"/>
+      </w:tblGrid>
+      <w:tr>
+        <w:trPr>
+          <w:tblHeader/>
+          <w:tblCellSpacing w:w="15" w:type="dxa"/>
+        </w:trPr>
+        <w:tc>
+          <w:tcPr>
+            <w:tcW w:w="0" w:type="auto"/>
+            <w:vAlign w:val="center"/>
+            <w:hideMark/>
+          </w:tcPr>
+          <w:p>
+            <w:pPr>
+              <w:rPr>
+                <w:b/>
+                <w:bCs/>
+              </w:rPr>
+            </w:pPr>
+            <w:r>
+              <w:rPr>
+                <w:b/>
+                <w:bCs/>
+              </w:rPr>
+              <w:t>Feature</w:t>
+            </w:r>
+          </w:p>
+        </w:tc>
+        <w:tc>
+          <w:tcPr>
+            <w:tcW w:w="0" w:type="auto"/>
+            <w:vAlign w:val="center"/>
+            <w:hideMark/>
+          </w:tcPr>
+          <w:p>
+            <w:pPr>
+              <w:rPr>
+                <w:b/>
+                <w:bCs/>
+              </w:rPr>
+            </w:pPr>
+            <w:r>
+              <w:rPr>
+                <w:b/>
+                <w:bCs/>
+              </w:rPr>
+              <w:t>if–else</w:t>
+            </w:r>
+          </w:p>
+        </w:tc>
+        <w:tc>
+          <w:tcPr>
+            <w:tcW w:w="0" w:type="auto"/>
+            <w:vAlign w:val="center"/>
+            <w:hideMark/>
+          </w:tcPr>
+          <w:p>
+            <w:pPr>
+              <w:rPr>
+                <w:b/>
+                <w:bCs/>
+              </w:rPr>
+            </w:pPr>
+            <w:r>
+              <w:rPr>
+                <w:b/>
+                <w:bCs/>
+              </w:rPr>
+              <w:t>try–except</w:t>
+            </w:r>
+          </w:p>
+        </w:tc>
+      </w:tr>
+      <w:tr>
+        <w:trPr>
+          <w:tblCellSpacing w:w="15" w:type="dxa"/>
+        </w:trPr>
+        <w:tc>
+          <w:tcPr>
+            <w:tcW w:w="0" w:type="auto"/>
+            <w:vAlign w:val="center"/>
+            <w:hideMark/>
+          </w:tcPr>
+          <w:p>
+            <w:r>
+              <w:t>Purpose</w:t>
+            </w:r>
+          </w:p>
+        </w:tc>
+        <w:tc>
+          <w:tcPr>
+            <w:tcW w:w="0" w:type="auto"/>
+            <w:vAlign w:val="center"/>
+            <w:hideMark/>
+          </w:tcPr>
+          <w:p>
+            <w:r>
+              <w:t>Condition checking</w:t>
+            </w:r>
+          </w:p>
+        </w:tc>
+        <w:tc>
+          <w:tcPr>
+            <w:tcW w:w="0" w:type="auto"/>
+            <w:vAlign w:val="center"/>
+            <w:hideMark/>
+          </w:tcPr>
+          <w:p>
+            <w:r>
+              <w:t>Error handling</w:t>
+            </w:r>
+          </w:p>
+        </w:tc>
+      </w:tr>
+      <w:tr>
+        <w:trPr>
+          <w:tblCellSpacing w:w="15" w:type="dxa"/>
+        </w:trPr>
+        <w:tc>
+          <w:tcPr>
+            <w:tcW w:w="0" w:type="auto"/>
+            <w:vAlign w:val="center"/>
+            <w:hideMark/>
+          </w:tcPr>
+          <w:p>
+            <w:r>
+              <w:t>Used for</w:t>
+            </w:r>
+          </w:p>
+        </w:tc>
+        <w:tc>
+          <w:tcPr>
+            <w:tcW w:w="0" w:type="auto"/>
+            <w:vAlign w:val="center"/>
+            <w:hideMark/>
+          </w:tcPr>
+          <w:p>
+            <w:r>
+              <w:t>Expected situations</w:t>
+            </w:r>
+          </w:p>
+        </w:tc>
+        <w:tc>
+          <w:tcPr>
+            <w:tcW w:w="0" w:type="auto"/>
+            <w:vAlign w:val="center"/>
+            <w:hideMark/>
+          </w:tcPr>
+          <w:p>
+            <w:r>
+              <w:t>Unexpected runtime errors</w:t>
+            </w:r>
+          </w:p>
+        </w:tc>
+      </w:tr>
+      <w:tr>
+        <w:trPr>
+          <w:tblCellSpacing w:w="15" w:type="dxa"/>
+        </w:trPr>
+        <w:tc>
+          <w:tcPr>
+            <w:tcW w:w="0" w:type="auto"/>
+            <w:vAlign w:val="center"/>
+            <w:hideMark/>
+          </w:tcPr>
+          <w:p>
+            <w:r>
+              <w:t>Error types</w:t>
+            </w:r>
+          </w:p>
+        </w:tc>
+        <w:tc>
+          <w:tcPr>
+            <w:tcW w:w="0" w:type="auto"/>
+            <w:vAlign w:val="center"/>
+            <w:hideMark/>
+          </w:tcPr>
+          <w:p>
+            <w:r>
+              <w:t>Logical conditions</w:t>
+            </w:r>
+          </w:p>
+        </w:tc>
+        <w:tc>
+          <w:tcPr>
+            <w:tcW w:w="0" w:type="auto"/>
+            <w:vAlign w:val="center"/>
+            <w:hideMark/>
+          </w:tcPr>
+          <w:p>
+            <w:r>
+              <w:t>System-generated exceptions</w:t>
+            </w:r>
+          </w:p>
+        </w:tc>
+      </w:tr>
+      <w:tr>
+        <w:trPr>
+          <w:tblCellSpacing w:w="15" w:type="dxa"/>
+        </w:trPr>
+        <w:tc>
+          <w:tcPr>
+            <w:tcW w:w="0" w:type="auto"/>
+            <w:vAlign w:val="center"/>
+            <w:hideMark/>
+          </w:tcPr>
+          <w:p>
+            <w:r>
+              <w:t>Program crash</w:t>
+            </w:r>
+          </w:p>
+        </w:tc>
+        <w:tc>
+          <w:tcPr>
+            <w:tcW w:w="0" w:type="auto"/>
+            <w:vAlign w:val="center"/>
+            <w:hideMark/>
+          </w:tcPr>
+          <w:p>
+            <w:r>
+              <w:t>No</w:t>
+            </w:r>
+          </w:p>
+        </w:tc>
+        <w:tc>
+          <w:tcPr>
+            <w:tcW w:w="0" w:type="auto"/>
+            <w:vAlign w:val="center"/>
+            <w:hideMark/>
+          </w:tcPr>
+          <w:p>
+            <w:r>
+              <w:t>No</w:t>
+            </w:r>
+          </w:p>
+        </w:tc>
+      </w:tr>
+      <w:tr>
+        <w:trPr>
+          <w:tblCellSpacing w:w="15" w:type="dxa"/>
+        </w:trPr>
+        <w:tc>
+          <w:tcPr>
+            <w:tcW w:w="0" w:type="auto"/>
+            <w:vAlign w:val="center"/>
+            <w:hideMark/>
+          </w:tcPr>
+          <w:p>
+            <w:r>
+              <w:t>Readability</w:t>
+            </w:r>
+          </w:p>
+        </w:tc>
+        <w:tc>
+          <w:tcPr>
+            <w:tcW w:w="0" w:type="auto"/>
+            <w:vAlign w:val="center"/>
+            <w:hideMark/>
+          </w:tcPr>
+          <w:p>
+            <w:r>
+              <w:t>Gets messy for many checks</w:t>
+            </w:r>
+          </w:p>
+        </w:tc>
+        <w:tc>
+          <w:tcPr>
+            <w:tcW w:w="0" w:type="auto"/>
+            <w:vAlign w:val="center"/>
+            <w:hideMark/>
+          </w:tcPr>
+          <w:p>
+            <w:r>
+              <w:t>Cleaner &amp; scalable</w:t>
+            </w:r>
+          </w:p>
+        </w:tc>
+      </w:tr>
+    </w:tbl>
+    <w:p>
+      <w:pPr>
+        <w:rPr>
+          <w:b/>
+          <w:bCs/>
+        </w:rPr>
+      </w:pPr>
+      <w:r>
+        <w:rPr>
+          <w:rFonts w:ascii="Segoe UI Emoji" w:hAnsi="Segoe UI Emoji" w:cs="Segoe UI Emoji"/>
+          <w:b/>
+          <w:bCs/>
+        </w:rPr>
+        <w:lastRenderedPageBreak/>
+        <w:t>🔹</w:t>
+      </w:r>
+      <w:r>
+        <w:rPr>
+          <w:b/>
+          <w:bCs/>
+        </w:rPr>
+        <w:t xml:space="preserve"> Commonly Used Built-in Exceptions</w:t>
+      </w:r>
+    </w:p>
+    <w:tbl>
+      <w:tblPr>
+        <w:tblW w:w="0" w:type="auto"/>
+        <w:tblCellSpacing w:w="15" w:type="dxa"/>
+        <w:tblCellMar>
+          <w:top w:w="15" w:type="dxa"/>
+          <w:left w:w="15" w:type="dxa"/>
+          <w:bottom w:w="15" w:type="dxa"/>
+          <w:right w:w="15" w:type="dxa"/>
+        </w:tblCellMar>
+        <w:tblLook w:val="04A0" w:firstRow="1" w:lastRow="0" w:firstColumn="1" w:lastColumn="0" w:noHBand="0" w:noVBand="1"/>
+      </w:tblPr>
+      <w:tblGrid>
+        <w:gridCol w:w="1849"/>
+        <w:gridCol w:w="3072"/>
+      </w:tblGrid>
+      <w:tr>
+        <w:trPr>
+          <w:tblHeader/>
+          <w:tblCellSpacing w:w="15" w:type="dxa"/>
+        </w:trPr>
+        <w:tc>
+          <w:tcPr>
+            <w:tcW w:w="0" w:type="auto"/>
+            <w:vAlign w:val="center"/>
+            <w:hideMark/>
+          </w:tcPr>
+          <w:p>
+            <w:pPr>
+              <w:rPr>
+                <w:b/>
+                <w:bCs/>
+              </w:rPr>
+            </w:pPr>
+            <w:r>
+              <w:rPr>
+                <w:b/>
+                <w:bCs/>
+              </w:rPr>
+              <w:t>Exception</w:t>
+            </w:r>
+          </w:p>
+        </w:tc>
+        <w:tc>
+          <w:tcPr>
+            <w:tcW w:w="0" w:type="auto"/>
+            <w:vAlign w:val="center"/>
+            <w:hideMark/>
+          </w:tcPr>
+          <w:p>
+            <w:pPr>
+              <w:rPr>
+                <w:b/>
+                <w:bCs/>
+              </w:rPr>
+            </w:pPr>
+            <w:r>
+              <w:rPr>
+                <w:b/>
+                <w:bCs/>
+              </w:rPr>
+              <w:t>When it occurs</w:t>
+            </w:r>
+          </w:p>
+        </w:tc>
+      </w:tr>
+      <w:tr>
+        <w:trPr>
+          <w:tblCellSpacing w:w="15" w:type="dxa"/>
+        </w:trPr>
+        <w:tc>
+          <w:tcPr>
+            <w:tcW w:w="0" w:type="auto"/>
+            <w:vAlign w:val="center"/>
+            <w:hideMark/>
+          </w:tcPr>
+          <w:p>
+            <w:r>
+              <w:t>Exception</w:t>
+            </w:r>
+          </w:p>
+        </w:tc>
+        <w:tc>
+          <w:tcPr>
+            <w:tcW w:w="0" w:type="auto"/>
+            <w:vAlign w:val="center"/>
+            <w:hideMark/>
+          </w:tcPr>
+          <w:p>
+            <w:r>
+              <w:t>Base class for all exceptions</w:t>
+            </w:r>
+          </w:p>
+        </w:tc>
+      </w:tr>
+      <w:tr>
+        <w:trPr>
+          <w:tblCellSpacing w:w="15" w:type="dxa"/>
+        </w:trPr>
+        <w:tc>
+          <w:tcPr>
+            <w:tcW w:w="0" w:type="auto"/>
+            <w:vAlign w:val="center"/>
+            <w:hideMark/>
+          </w:tcPr>
+          <w:p>
+            <w:proofErr w:type="spellStart"/>
+            <w:r>
+              <w:t>ArithmeticError</w:t>
+            </w:r>
+            <w:proofErr w:type="spellEnd"/>
+          </w:p>
+        </w:tc>
+        <w:tc>
+          <w:tcPr>
+            <w:tcW w:w="0" w:type="auto"/>
+            <w:vAlign w:val="center"/>
+            <w:hideMark/>
+          </w:tcPr>
+          <w:p>
+            <w:r>
+              <w:t>Arithmetic-related errors</w:t>
+            </w:r>
+          </w:p>
+        </w:tc>
+      </w:tr>
+      <w:tr>
+        <w:trPr>
+          <w:tblCellSpacing w:w="15" w:type="dxa"/>
+        </w:trPr>
+        <w:tc>
+          <w:tcPr>
+            <w:tcW w:w="0" w:type="auto"/>
+            <w:vAlign w:val="center"/>
+            <w:hideMark/>
+          </w:tcPr>
+          <w:p>
+            <w:proofErr w:type="spellStart"/>
+            <w:r>
+              <w:t>ZeroDivisionError</w:t>
+            </w:r>
+            <w:proofErr w:type="spellEnd"/>
+          </w:p>
+        </w:tc>
+        <w:tc>
+          <w:tcPr>
+            <w:tcW w:w="0" w:type="auto"/>
+            <w:vAlign w:val="center"/>
+            <w:hideMark/>
+          </w:tcPr>
+          <w:p>
+            <w:r>
+              <w:t>Division by zero</w:t>
+            </w:r>
+          </w:p>
+        </w:tc>
+      </w:tr>
+      <w:tr>
+        <w:trPr>
+          <w:tblCellSpacing w:w="15" w:type="dxa"/>
+        </w:trPr>
+        <w:tc>
+          <w:tcPr>
+            <w:tcW w:w="0" w:type="auto"/>
+            <w:vAlign w:val="center"/>
+            <w:hideMark/>
+          </w:tcPr>
+          <w:p>
+            <w:proofErr w:type="spellStart"/>
+            <w:r>
+              <w:t>OverflowError</w:t>
+            </w:r>
+            <w:proofErr w:type="spellEnd"/>
+          </w:p>
+        </w:tc>
+        <w:tc>
+          <w:tcPr>
+            <w:tcW w:w="0" w:type="auto"/>
+            <w:vAlign w:val="center"/>
+            <w:hideMark/>
+          </w:tcPr>
+          <w:p>
+            <w:r>
+              <w:t>Result too large</w:t>
+            </w:r>
+          </w:p>
+        </w:tc>
+      </w:tr>
+      <w:tr>
+        <w:trPr>
+          <w:tblCellSpacing w:w="15" w:type="dxa"/>
+        </w:trPr>
+        <w:tc>
+          <w:tcPr>
+            <w:tcW w:w="0" w:type="auto"/>
+            <w:vAlign w:val="center"/>
+            <w:hideMark/>
+          </w:tcPr>
+          <w:p>
+            <w:proofErr w:type="spellStart"/>
+            <w:r>
+              <w:t>FloatingPointError</w:t>
+            </w:r>
+            <w:proofErr w:type="spellEnd"/>
+          </w:p>
+        </w:tc>
+        <w:tc>
+          <w:tcPr>
+            <w:tcW w:w="0" w:type="auto"/>
+            <w:vAlign w:val="center"/>
+            <w:hideMark/>
+          </w:tcPr>
+          <w:p>
+            <w:r>
+              <w:t>Floating point calculation error</w:t>
+            </w:r>
+          </w:p>
+        </w:tc>
+      </w:tr>
+      <w:tr>
+        <w:trPr>
+          <w:tblCellSpacing w:w="15" w:type="dxa"/>
+        </w:trPr>
+        <w:tc>
+          <w:tcPr>
+            <w:tcW w:w="0" w:type="auto"/>
+            <w:vAlign w:val="center"/>
+            <w:hideMark/>
+          </w:tcPr>
+          <w:p>
+            <w:proofErr w:type="spellStart"/>
+            <w:r>
+              <w:t>ValueError</w:t>
+            </w:r>
+            <w:proofErr w:type="spellEnd"/>
+          </w:p>
+        </w:tc>
+        <w:tc>
+          <w:tcPr>
+            <w:tcW w:w="0" w:type="auto"/>
+            <w:vAlign w:val="center"/>
+            <w:hideMark/>
+          </w:tcPr>
+          <w:p>
+            <w:r>
+              <w:t>Correct type, wrong value</w:t>
+            </w:r>
+          </w:p>
+        </w:tc>
+      </w:tr>
+      <w:tr>
+        <w:trPr>
+          <w:tblCellSpacing w:w="15" w:type="dxa"/>
+        </w:trPr>
+        <w:tc>
+          <w:tcPr>
+            <w:tcW w:w="0" w:type="auto"/>
+            <w:vAlign w:val="center"/>
+            <w:hideMark/>
+          </w:tcPr>
+          <w:p>
+            <w:proofErr w:type="spellStart"/>
+            <w:r>
+              <w:t>TypeError</w:t>
+            </w:r>
+            <w:proofErr w:type="spellEnd"/>
+          </w:p>
+        </w:tc>
+        <w:tc>
+          <w:tcPr>
+            <w:tcW w:w="0" w:type="auto"/>
+            <w:vAlign w:val="center"/>
+            <w:hideMark/>
+          </w:tcPr>
+          <w:p>
+            <w:r>
+              <w:t>Wrong data type</w:t>
+            </w:r>
+          </w:p>
+        </w:tc>
+      </w:tr>
+      <w:tr>
+        <w:trPr>
+          <w:tblCellSpacing w:w="15" w:type="dxa"/>
+        </w:trPr>
+        <w:tc>
+          <w:tcPr>
+            <w:tcW w:w="0" w:type="auto"/>
+            <w:vAlign w:val="center"/>
+            <w:hideMark/>
+          </w:tcPr>
+          <w:p>
+            <w:proofErr w:type="spellStart"/>
+            <w:r>
+              <w:t>NameError</w:t>
+            </w:r>
+            <w:proofErr w:type="spellEnd"/>
+          </w:p>
+        </w:tc>
+        <w:tc>
+          <w:tcPr>
+            <w:tcW w:w="0" w:type="auto"/>
+            <w:vAlign w:val="center"/>
+            <w:hideMark/>
+          </w:tcPr>
+          <w:p>
+            <w:r>
+              <w:t>Variable not defined</w:t>
+            </w:r>
+          </w:p>
+        </w:tc>
+      </w:tr>
+      <w:tr>
+        <w:trPr>
+          <w:tblCellSpacing w:w="15" w:type="dxa"/>
+        </w:trPr>
+        <w:tc>
+          <w:tcPr>
+            <w:tcW w:w="0" w:type="auto"/>
+            <w:vAlign w:val="center"/>
+            <w:hideMark/>
+          </w:tcPr>
+          <w:p>
+            <w:proofErr w:type="spellStart"/>
+            <w:r>
+              <w:t>IndexError</w:t>
+            </w:r>
+            <w:proofErr w:type="spellEnd"/>
+          </w:p>
+        </w:tc>
+        <w:tc>
+          <w:tcPr>
+            <w:tcW w:w="0" w:type="auto"/>
+            <w:vAlign w:val="center"/>
+            <w:hideMark/>
+          </w:tcPr>
+          <w:p>
+            <w:r>
+              <w:t>Index out of range</w:t>
+            </w:r>
+          </w:p>
+        </w:tc>
+      </w:tr>
+      <w:tr>
+        <w:trPr>
+          <w:tblCellSpacing w:w="15" w:type="dxa"/>
+        </w:trPr>
+        <w:tc>
+          <w:tcPr>
+            <w:tcW w:w="0" w:type="auto"/>
+            <w:vAlign w:val="center"/>
+            <w:hideMark/>
+          </w:tcPr>
+          <w:p>
+            <w:proofErr w:type="spellStart"/>
+            <w:r>
+              <w:t>KeyError</w:t>
+            </w:r>
+            <w:proofErr w:type="spellEnd"/>
+          </w:p>
+        </w:tc>
+        <w:tc>
+          <w:tcPr>
+            <w:tcW w:w="0" w:type="auto"/>
+            <w:vAlign w:val="center"/>
+            <w:hideMark/>
+          </w:tcPr>
+          <w:p>
+            <w:r>
+              <w:t>Dictionary key not found</w:t>
+            </w:r>
+          </w:p>
+        </w:tc>
+      </w:tr>
+      <w:tr>
+        <w:trPr>
+          <w:tblCellSpacing w:w="15" w:type="dxa"/>
+        </w:trPr>
+        <w:tc>
+          <w:tcPr>
+            <w:tcW w:w="0" w:type="auto"/>
+            <w:vAlign w:val="center"/>
+            <w:hideMark/>
+          </w:tcPr>
+          <w:p>
+            <w:proofErr w:type="spellStart"/>
+            <w:r>
+              <w:t>AttributeError</w:t>
+            </w:r>
+            <w:proofErr w:type="spellEnd"/>
+          </w:p>
+        </w:tc>
+        <w:tc>
+          <w:tcPr>
+            <w:tcW w:w="0" w:type="auto"/>
+            <w:vAlign w:val="center"/>
+            <w:hideMark/>
+          </w:tcPr>
+          <w:p>
+            <w:r>
+              <w:t>Invalid attribute reference</w:t>
+            </w:r>
+          </w:p>
+        </w:tc>
+      </w:tr>
+    </w:tbl>
+    <w:p>
+      <w:r>
+        <w:pict w14:anchorId="41B910F3">
+          <v:rect id="_x0000_i1073" style="width:0;height:1.5pt" o:hralign="center" o:hrstd="t" o:hr="t" fillcolor="#a0a0a0" stroked="f"/>
+        </w:pict>
+      </w:r>
+    </w:p>
+    <w:p>
+      <w:pPr>
+        <w:rPr>
+          <w:b/>
+          <w:bCs/>
+        </w:rPr>
+      </w:pPr>
+      <w:r>
+        <w:rPr>
+          <w:rFonts w:ascii="Segoe UI Emoji" w:hAnsi="Segoe UI Emoji" w:cs="Segoe UI Emoji"/>
+          <w:b/>
+          <w:bCs/>
+        </w:rPr>
+        <w:t>🔹</w:t>
+      </w:r>
+      <w:r>
+        <w:rPr>
+          <w:b/>
+          <w:bCs/>
+        </w:rPr>
+        <w:t xml:space="preserve"> Input / File / OS Related Exceptions</w:t>
+      </w:r>
+    </w:p>
+    <w:tbl>
+      <w:tblPr>
+        <w:tblW w:w="0" w:type="auto"/>
+        <w:tblCellSpacing w:w="15" w:type="dxa"/>
+        <w:tblCellMar>
+          <w:top w:w="15" w:type="dxa"/>
+          <w:left w:w="15" w:type="dxa"/>
+          <w:bottom w:w="15" w:type="dxa"/>
+          <w:right w:w="15" w:type="dxa"/>
+        </w:tblCellMar>
+        <w:tblLook w:val="04A0" w:firstRow="1" w:lastRow="0" w:firstColumn="1" w:lastColumn="0" w:noHBand="0" w:noVBand="1"/>
+      </w:tblPr>
+      <w:tblGrid>
+        <w:gridCol w:w="1969"/>
+        <w:gridCol w:w="3462"/>
+      </w:tblGrid>
+      <w:tr>
+        <w:trPr>
+          <w:tblHeader/>
+          <w:tblCellSpacing w:w="15" w:type="dxa"/>
+        </w:trPr>
+        <w:tc>
+          <w:tcPr>
+            <w:tcW w:w="0" w:type="auto"/>
+            <w:vAlign w:val="center"/>
+            <w:hideMark/>
+          </w:tcPr>
+          <w:p>
+            <w:pPr>
+              <w:rPr>
+                <w:b/>
+                <w:bCs/>
+              </w:rPr>
+            </w:pPr>
+            <w:r>
+              <w:rPr>
+                <w:b/>
+                <w:bCs/>
+              </w:rPr>
+              <w:t>Exception</w:t>
+            </w:r>
+          </w:p>
+        </w:tc>
+        <w:tc>
+          <w:tcPr>
+            <w:tcW w:w="0" w:type="auto"/>
+            <w:vAlign w:val="center"/>
+            <w:hideMark/>
+          </w:tcPr>
+          <w:p>
+            <w:pPr>
+              <w:rPr>
+                <w:b/>
+                <w:bCs/>
+              </w:rPr>
+            </w:pPr>
+            <w:r>
+              <w:rPr>
+                <w:b/>
+                <w:bCs/>
+              </w:rPr>
+              <w:t>When it occurs</w:t>
+            </w:r>
+          </w:p>
+        </w:tc>
+      </w:tr>
+      <w:tr>
+        <w:trPr>
+          <w:tblCellSpacing w:w="15" w:type="dxa"/>
+        </w:trPr>
+        <w:tc>
+          <w:tcPr>
+            <w:tcW w:w="0" w:type="auto"/>
+            <w:vAlign w:val="center"/>
+            <w:hideMark/>
+          </w:tcPr>
+          <w:p>
+            <w:proofErr w:type="spellStart"/>
+            <w:r>
+              <w:t>IOError</w:t>
+            </w:r>
+            <w:proofErr w:type="spellEnd"/>
+          </w:p>
+        </w:tc>
+        <w:tc>
+          <w:tcPr>
+            <w:tcW w:w="0" w:type="auto"/>
+            <w:vAlign w:val="center"/>
+            <w:hideMark/>
+          </w:tcPr>
+          <w:p>
+            <w:r>
+              <w:t>Input/output error (older versions)</w:t>
+            </w:r>
+          </w:p>
+        </w:tc>
+      </w:tr>
+      <w:tr>
+        <w:trPr>
+          <w:tblCellSpacing w:w="15" w:type="dxa"/>
+        </w:trPr>
+        <w:tc>
+          <w:tcPr>
+            <w:tcW w:w="0" w:type="auto"/>
+            <w:vAlign w:val="center"/>
+            <w:hideMark/>
+          </w:tcPr>
+          <w:p>
+            <w:proofErr w:type="spellStart"/>
+            <w:r>
+              <w:t>FileNotFoundError</w:t>
+            </w:r>
+            <w:proofErr w:type="spellEnd"/>
+          </w:p>
+        </w:tc>
+        <w:tc>
+          <w:tcPr>
+            <w:tcW w:w="0" w:type="auto"/>
+            <w:vAlign w:val="center"/>
+            <w:hideMark/>
+          </w:tcPr>
+          <w:p>
+            <w:r>
+              <w:t>File does not exist</w:t>
+            </w:r>
+          </w:p>
+        </w:tc>
+      </w:tr>
+      <w:tr>
+        <w:trPr>
+          <w:tblCellSpacing w:w="15" w:type="dxa"/>
+        </w:trPr>
+        <w:tc>
+          <w:tcPr>
+            <w:tcW w:w="0" w:type="auto"/>
+            <w:vAlign w:val="center"/>
+            <w:hideMark/>
+          </w:tcPr>
+          <w:p>
+            <w:proofErr w:type="spellStart"/>
+            <w:r>
+              <w:t>PermissionError</w:t>
+            </w:r>
+            <w:proofErr w:type="spellEnd"/>
+          </w:p>
+        </w:tc>
+        <w:tc>
+          <w:tcPr>
+            <w:tcW w:w="0" w:type="auto"/>
+            <w:vAlign w:val="center"/>
+            <w:hideMark/>
+          </w:tcPr>
+          <w:p>
+            <w:r>
+              <w:t>Access denied</w:t>
+            </w:r>
+          </w:p>
+        </w:tc>
+      </w:tr>
+      <w:tr>
+        <w:trPr>
+          <w:tblCellSpacing w:w="15" w:type="dxa"/>
+        </w:trPr>
+        <w:tc>
+          <w:tcPr>
+            <w:tcW w:w="0" w:type="auto"/>
+            <w:vAlign w:val="center"/>
+            <w:hideMark/>
+          </w:tcPr>
+          <w:p>
+            <w:proofErr w:type="spellStart"/>
+            <w:r>
+              <w:t>OSError</w:t>
+            </w:r>
+            <w:proofErr w:type="spellEnd"/>
+          </w:p>
+        </w:tc>
+        <w:tc>
+          <w:tcPr>
+            <w:tcW w:w="0" w:type="auto"/>
+            <w:vAlign w:val="center"/>
+            <w:hideMark/>
+          </w:tcPr>
+          <w:p>
+            <w:r>
+              <w:t>OS-related error</w:t>
+            </w:r>
+          </w:p>
+        </w:tc>
+      </w:tr>
+      <w:tr>
+        <w:trPr>
+          <w:tblCellSpacing w:w="15" w:type="dxa"/>
+        </w:trPr>
+        <w:tc>
+          <w:tcPr>
+            <w:tcW w:w="0" w:type="auto"/>
+            <w:vAlign w:val="center"/>
+            <w:hideMark/>
+          </w:tcPr>
+          <w:p>
+            <w:proofErr w:type="spellStart"/>
+            <w:r>
+              <w:t>EOFError</w:t>
+            </w:r>
+            <w:proofErr w:type="spellEnd"/>
+          </w:p>
+        </w:tc>
+        <w:tc>
+          <w:tcPr>
+            <w:tcW w:w="0" w:type="auto"/>
+            <w:vAlign w:val="center"/>
+            <w:hideMark/>
+          </w:tcPr>
+          <w:p>
+            <w:r>
+              <w:t>End of file reached</w:t>
+            </w:r>
+          </w:p>
+        </w:tc>
+      </w:tr>
+      <w:tr>
+        <w:trPr>
+          <w:tblCellSpacing w:w="15" w:type="dxa"/>
+        </w:trPr>
+        <w:tc>
+          <w:tcPr>
+            <w:tcW w:w="0" w:type="auto"/>
+            <w:vAlign w:val="center"/>
+            <w:hideMark/>
+          </w:tcPr>
+          <w:p>
+            <w:proofErr w:type="spellStart"/>
+            <w:r>
+              <w:t>IsADirectoryError</w:t>
+            </w:r>
+            <w:proofErr w:type="spellEnd"/>
+          </w:p>
+        </w:tc>
+        <w:tc>
+          <w:tcPr>
+            <w:tcW w:w="0" w:type="auto"/>
+            <w:vAlign w:val="center"/>
+            <w:hideMark/>
+          </w:tcPr>
+          <w:p>
+            <w:r>
+              <w:t>File operation on directory</w:t>
+            </w:r>
+          </w:p>
+        </w:tc>
+      </w:tr>
+      <w:tr>
+        <w:trPr>
+          <w:tblCellSpacing w:w="15" w:type="dxa"/>
+        </w:trPr>
+        <w:tc>
+          <w:tcPr>
+            <w:tcW w:w="0" w:type="auto"/>
+            <w:vAlign w:val="center"/>
+            <w:hideMark/>
+          </w:tcPr>
+          <w:p>
+            <w:proofErr w:type="spellStart"/>
+            <w:r>
+              <w:t>NotADirectoryError</w:t>
+            </w:r>
+            <w:proofErr w:type="spellEnd"/>
+          </w:p>
+        </w:tc>
+        <w:tc>
+          <w:tcPr>
+            <w:tcW w:w="0" w:type="auto"/>
+            <w:vAlign w:val="center"/>
+            <w:hideMark/>
+          </w:tcPr>
+          <w:p>
+            <w:r>
+              <w:t>Directory operation on file</w:t>
+            </w:r>
+          </w:p>
+        </w:tc>
+      </w:tr>
+    </w:tbl>
+    <w:p>
+      <w:r>
+        <w:pict w14:anchorId="73CC1F5A">
+          <v:rect id="_x0000_i1074" style="width:0;height:1.5pt" o:hralign="center" o:hrstd="t" o:hr="t" fillcolor="#a0a0a0" stroked="f"/>
+        </w:pict>
+      </w:r>
+    </w:p>
+    <w:p>
+      <w:pPr>
+        <w:rPr>
+          <w:b/>
+          <w:bCs/>
+        </w:rPr>
+      </w:pPr>
+      <w:r>
+        <w:rPr>
+          <w:rFonts w:ascii="Segoe UI Emoji" w:hAnsi="Segoe UI Emoji" w:cs="Segoe UI Emoji"/>
+          <w:b/>
+          <w:bCs/>
+        </w:rPr>
+        <w:t>🔹</w:t>
+      </w:r>
+      <w:r>
+        <w:rPr>
+          <w:b/>
+          <w:bCs/>
+        </w:rPr>
+        <w:t xml:space="preserve"> Math &amp; Numeric Exceptions</w:t>
+      </w:r>
+    </w:p>
+    <w:tbl>
+      <w:tblPr>
+        <w:tblW w:w="0" w:type="auto"/>
+        <w:tblCellSpacing w:w="15" w:type="dxa"/>
+        <w:tblCellMar>
+          <w:top w:w="15" w:type="dxa"/>
+          <w:left w:w="15" w:type="dxa"/>
+          <w:bottom w:w="15" w:type="dxa"/>
+          <w:right w:w="15" w:type="dxa"/>
+        </w:tblCellMar>
+        <w:tblLook w:val="04A0" w:firstRow="1" w:lastRow="0" w:firstColumn="1" w:lastColumn="0" w:noHBand="0" w:noVBand="1"/>
+      </w:tblPr>
+      <w:tblGrid>
+        <w:gridCol w:w="1769"/>
+        <w:gridCol w:w="2583"/>
+      </w:tblGrid>
+      <w:tr>
+        <w:trPr>
+          <w:tblHeader/>
+          <w:tblCellSpacing w:w="15" w:type="dxa"/>
+        </w:trPr>
+        <w:tc>
+          <w:tcPr>
+            <w:tcW w:w="0" w:type="auto"/>
+            <w:vAlign w:val="center"/>
+            <w:hideMark/>
+          </w:tcPr>
+          <w:p>
+            <w:pPr>
+              <w:rPr>
+                <w:b/>
+                <w:bCs/>
+              </w:rPr>
+            </w:pPr>
+            <w:r>
+              <w:rPr>
+                <w:b/>
+                <w:bCs/>
+              </w:rPr>
+              <w:lastRenderedPageBreak/>
+              <w:t>Exception</w:t>
+            </w:r>
+          </w:p>
+        </w:tc>
+        <w:tc>
+          <w:tcPr>
+            <w:tcW w:w="0" w:type="auto"/>
+            <w:vAlign w:val="center"/>
+            <w:hideMark/>
+          </w:tcPr>
+          <w:p>
+            <w:pPr>
+              <w:rPr>
+                <w:b/>
+                <w:bCs/>
+              </w:rPr>
+            </w:pPr>
+            <w:r>
+              <w:rPr>
+                <w:b/>
+                <w:bCs/>
+              </w:rPr>
+              <w:t>When it occurs</w:t>
+            </w:r>
+          </w:p>
+        </w:tc>
+      </w:tr>
+      <w:tr>
+        <w:trPr>
+          <w:tblCellSpacing w:w="15" w:type="dxa"/>
+        </w:trPr>
+        <w:tc>
+          <w:tcPr>
+            <w:tcW w:w="0" w:type="auto"/>
+            <w:vAlign w:val="center"/>
+            <w:hideMark/>
+          </w:tcPr>
+          <w:p>
+            <w:proofErr w:type="spellStart"/>
+            <w:r>
+              <w:t>ZeroDivisionError</w:t>
+            </w:r>
+            <w:proofErr w:type="spellEnd"/>
+          </w:p>
+        </w:tc>
+        <w:tc>
+          <w:tcPr>
+            <w:tcW w:w="0" w:type="auto"/>
+            <w:vAlign w:val="center"/>
+            <w:hideMark/>
+          </w:tcPr>
+          <w:p>
+            <w:r>
+              <w:t>Division by zero</w:t>
+            </w:r>
+          </w:p>
+        </w:tc>
+      </w:tr>
+      <w:tr>
+        <w:trPr>
+          <w:tblCellSpacing w:w="15" w:type="dxa"/>
+        </w:trPr>
+        <w:tc>
+          <w:tcPr>
+            <w:tcW w:w="0" w:type="auto"/>
+            <w:vAlign w:val="center"/>
+            <w:hideMark/>
+          </w:tcPr>
+          <w:p>
+            <w:proofErr w:type="spellStart"/>
+            <w:r>
+              <w:t>OverflowError</w:t>
+            </w:r>
+            <w:proofErr w:type="spellEnd"/>
+          </w:p>
+        </w:tc>
+        <w:tc>
+          <w:tcPr>
+            <w:tcW w:w="0" w:type="auto"/>
+            <w:vAlign w:val="center"/>
+            <w:hideMark/>
+          </w:tcPr>
+          <w:p>
+            <w:r>
+              <w:t>Numeric overflow</w:t>
+            </w:r>
+          </w:p>
+        </w:tc>
+      </w:tr>
+      <w:tr>
+        <w:trPr>
+          <w:tblCellSpacing w:w="15" w:type="dxa"/>
+        </w:trPr>
+        <w:tc>
+          <w:tcPr>
+            <w:tcW w:w="0" w:type="auto"/>
+            <w:vAlign w:val="center"/>
+            <w:hideMark/>
+          </w:tcPr>
+          <w:p>
+            <w:proofErr w:type="spellStart"/>
+            <w:r>
+              <w:t>ArithmeticError</w:t>
+            </w:r>
+            <w:proofErr w:type="spellEnd"/>
+          </w:p>
+        </w:tc>
+        <w:tc>
+          <w:tcPr>
+            <w:tcW w:w="0" w:type="auto"/>
+            <w:vAlign w:val="center"/>
+            <w:hideMark/>
+          </w:tcPr>
+          <w:p>
+            <w:r>
+              <w:t>Base class for math errors</w:t>
+            </w:r>
+          </w:p>
+        </w:tc>
+      </w:tr>
+    </w:tbl>
+    <w:p>
+      <w:r>
+        <w:pict w14:anchorId="78DBC12B">
+          <v:rect id="_x0000_i1075" style="width:0;height:1.5pt" o:hralign="center" o:hrstd="t" o:hr="t" fillcolor="#a0a0a0" stroked="f"/>
+        </w:pict>
+      </w:r>
+    </w:p>
+    <w:p>
+      <w:pPr>
+        <w:rPr>
+          <w:b/>
+          <w:bCs/>
+        </w:rPr>
+      </w:pPr>
+      <w:r>
+        <w:rPr>
+          <w:rFonts w:ascii="Segoe UI Emoji" w:hAnsi="Segoe UI Emoji" w:cs="Segoe UI Emoji"/>
+          <w:b/>
+          <w:bCs/>
+        </w:rPr>
+        <w:t>🔹</w:t>
+      </w:r>
+      <w:r>
+        <w:rPr>
+          <w:b/>
+          <w:bCs/>
+        </w:rPr>
+        <w:t xml:space="preserve"> Import &amp; Module Exceptions</w:t>
+      </w:r>
+    </w:p>
+    <w:tbl>
+      <w:tblPr>
+        <w:tblW w:w="0" w:type="auto"/>
+        <w:tblCellSpacing w:w="15" w:type="dxa"/>
+        <w:tblCellMar>
+          <w:top w:w="15" w:type="dxa"/>
+          <w:left w:w="15" w:type="dxa"/>
+          <w:bottom w:w="15" w:type="dxa"/>
+          <w:right w:w="15" w:type="dxa"/>
+        </w:tblCellMar>
+        <w:tblLook w:val="04A0" w:firstRow="1" w:lastRow="0" w:firstColumn="1" w:lastColumn="0" w:noHBand="0" w:noVBand="1"/>
+      </w:tblPr>
+      <w:tblGrid>
+        <w:gridCol w:w="2299"/>
+        <w:gridCol w:w="2822"/>
+      </w:tblGrid>
+      <w:tr>
+        <w:trPr>
+          <w:tblHeader/>
+          <w:tblCellSpacing w:w="15" w:type="dxa"/>
+        </w:trPr>
+        <w:tc>
+          <w:tcPr>
+            <w:tcW w:w="0" w:type="auto"/>
+            <w:vAlign w:val="center"/>
+            <w:hideMark/>
+          </w:tcPr>
+          <w:p>
+            <w:pPr>
+              <w:rPr>
+                <w:b/>
+                <w:bCs/>
+              </w:rPr>
+            </w:pPr>
+            <w:r>
+              <w:rPr>
+                <w:b/>
+                <w:bCs/>
+              </w:rPr>
+              <w:t>Exception</w:t>
+            </w:r>
+          </w:p>
+        </w:tc>
+        <w:tc>
+          <w:tcPr>
+            <w:tcW w:w="0" w:type="auto"/>
+            <w:vAlign w:val="center"/>
+            <w:hideMark/>
+          </w:tcPr>
+          <w:p>
+            <w:pPr>
+              <w:rPr>
+                <w:b/>
+                <w:bCs/>
+              </w:rPr>
+            </w:pPr>
+            <w:r>
+              <w:rPr>
+                <w:b/>
+                <w:bCs/>
+              </w:rPr>
+              <w:t>When it occurs</w:t>
+            </w:r>
+          </w:p>
+        </w:tc>
+      </w:tr>
+      <w:tr>
+        <w:trPr>
+          <w:tblCellSpacing w:w="15" w:type="dxa"/>
+        </w:trPr>
+        <w:tc>
+          <w:tcPr>
+            <w:tcW w:w="0" w:type="auto"/>
+            <w:vAlign w:val="center"/>
+            <w:hideMark/>
+          </w:tcPr>
+          <w:p>
+            <w:proofErr w:type="spellStart"/>
+            <w:r>
+              <w:t>ImportError</w:t>
+            </w:r>
+            <w:proofErr w:type="spellEnd"/>
+          </w:p>
+        </w:tc>
+        <w:tc>
+          <w:tcPr>
+            <w:tcW w:w="0" w:type="auto"/>
+            <w:vAlign w:val="center"/>
+            <w:hideMark/>
+          </w:tcPr>
+          <w:p>
+            <w:r>
+              <w:t>Module cannot be imported</w:t>
+            </w:r>
+          </w:p>
+        </w:tc>
+      </w:tr>
+      <w:tr>
+        <w:trPr>
+          <w:tblCellSpacing w:w="15" w:type="dxa"/>
+        </w:trPr>
+        <w:tc>
+          <w:tcPr>
+            <w:tcW w:w="0" w:type="auto"/>
+            <w:vAlign w:val="center"/>
+            <w:hideMark/>
+          </w:tcPr>
+          <w:p>
+            <w:proofErr w:type="spellStart"/>
+            <w:r>
+              <w:t>ModuleNotFoundError</w:t>
+            </w:r>
+            <w:proofErr w:type="spellEnd"/>
+          </w:p>
+        </w:tc>
+        <w:tc>
+          <w:tcPr>
+            <w:tcW w:w="0" w:type="auto"/>
+            <w:vAlign w:val="center"/>
+            <w:hideMark/>
+          </w:tcPr>
+          <w:p>
+            <w:r>
+              <w:t>Module not found</w:t>
+            </w:r>
+          </w:p>
+        </w:tc>
+      </w:tr>
+    </w:tbl>
+    <w:p>
+      <w:r>
+        <w:pict w14:anchorId="218E8A08">
+          <v:rect id="_x0000_i1076" style="width:0;height:1.5pt" o:hralign="center" o:hrstd="t" o:hr="t" fillcolor="#a0a0a0" stroked="f"/>
+        </w:pict>
+      </w:r>
+    </w:p>
+    <w:p>
+      <w:pPr>
+        <w:rPr>
+          <w:b/>
+          <w:bCs/>
+        </w:rPr>
+      </w:pPr>
+      <w:r>
+        <w:rPr>
+          <w:rFonts w:ascii="Segoe UI Emoji" w:hAnsi="Segoe UI Emoji" w:cs="Segoe UI Emoji"/>
+          <w:b/>
+          <w:bCs/>
+        </w:rPr>
+        <w:t>🔹</w:t>
+      </w:r>
+      <w:r>
+        <w:rPr>
+          <w:b/>
+          <w:bCs/>
+        </w:rPr>
+        <w:t xml:space="preserve"> Iteration &amp; Generator Exceptions</w:t>
+      </w:r>
+    </w:p>
+    <w:tbl>
+      <w:tblPr>
+        <w:tblW w:w="0" w:type="auto"/>
+        <w:tblCellSpacing w:w="15" w:type="dxa"/>
+        <w:tblCellMar>
+          <w:top w:w="15" w:type="dxa"/>
+          <w:left w:w="15" w:type="dxa"/>
+          <w:bottom w:w="15" w:type="dxa"/>
+          <w:right w:w="15" w:type="dxa"/>
+        </w:tblCellMar>
+        <w:tblLook w:val="04A0" w:firstRow="1" w:lastRow="0" w:firstColumn="1" w:lastColumn="0" w:noHBand="0" w:noVBand="1"/>
+      </w:tblPr>
+      <w:tblGrid>
+        <w:gridCol w:w="1917"/>
+        <w:gridCol w:w="2543"/>
+      </w:tblGrid>
+      <w:tr>
+        <w:trPr>
+          <w:tblHeader/>
+          <w:tblCellSpacing w:w="15" w:type="dxa"/>
+        </w:trPr>
+        <w:tc>
+          <w:tcPr>
+            <w:tcW w:w="0" w:type="auto"/>
+            <w:vAlign w:val="center"/>
+            <w:hideMark/>
+          </w:tcPr>
+          <w:p>
+            <w:pPr>
+              <w:rPr>
+                <w:b/>
+                <w:bCs/>
+              </w:rPr>
+            </w:pPr>
+            <w:r>
+              <w:rPr>
+                <w:b/>
+                <w:bCs/>
+              </w:rPr>
+              <w:t>Exception</w:t>
+            </w:r>
+          </w:p>
+        </w:tc>
+        <w:tc>
+          <w:tcPr>
+            <w:tcW w:w="0" w:type="auto"/>
+            <w:vAlign w:val="center"/>
+            <w:hideMark/>
+          </w:tcPr>
+          <w:p>
+            <w:pPr>
+              <w:rPr>
+                <w:b/>
+                <w:bCs/>
+              </w:rPr>
+            </w:pPr>
+            <w:r>
+              <w:rPr>
+                <w:b/>
+                <w:bCs/>
+              </w:rPr>
+              <w:t>When it occurs</w:t>
+            </w:r>
+          </w:p>
+        </w:tc>
+      </w:tr>
+      <w:tr>
+        <w:trPr>
+          <w:tblCellSpacing w:w="15" w:type="dxa"/>
+        </w:trPr>
+        <w:tc>
+          <w:tcPr>
+            <w:tcW w:w="0" w:type="auto"/>
+            <w:vAlign w:val="center"/>
+            <w:hideMark/>
+          </w:tcPr>
+          <w:p>
+            <w:proofErr w:type="spellStart"/>
+            <w:r>
+              <w:t>StopIteration</w:t>
+            </w:r>
+            <w:proofErr w:type="spellEnd"/>
+          </w:p>
+        </w:tc>
+        <w:tc>
+          <w:tcPr>
+            <w:tcW w:w="0" w:type="auto"/>
+            <w:vAlign w:val="center"/>
+            <w:hideMark/>
+          </w:tcPr>
+          <w:p>
+            <w:r>
+              <w:t>No more items in iterator</w:t>
+            </w:r>
+          </w:p>
+        </w:tc>
+      </w:tr>
+      <w:tr>
+        <w:trPr>
+          <w:tblCellSpacing w:w="15" w:type="dxa"/>
+        </w:trPr>
+        <w:tc>
+          <w:tcPr>
+            <w:tcW w:w="0" w:type="auto"/>
+            <w:vAlign w:val="center"/>
+            <w:hideMark/>
+          </w:tcPr>
+          <w:p>
+            <w:r>
+              <w:t>StopAsyncIteration</w:t>
+            </w:r>
+          </w:p>
+        </w:tc>
+        <w:tc>
+          <w:tcPr>
+            <w:tcW w:w="0" w:type="auto"/>
+            <w:vAlign w:val="center"/>
+            <w:hideMark/>
+          </w:tcPr>
+          <w:p>
+            <w:r>
+              <w:t>Async iterator ends</w:t>
+            </w:r>
+          </w:p>
+        </w:tc>
+      </w:tr>
+    </w:tbl>
+    <w:p>
+      <w:r>
+        <w:pict w14:anchorId="74520EAC">
+          <v:rect id="_x0000_i1077" style="width:0;height:1.5pt" o:hralign="center" o:hrstd="t" o:hr="t" fillcolor="#a0a0a0" stroked="f"/>
+        </w:pict>
+      </w:r>
+    </w:p>
+    <w:p>
+      <w:pPr>
+        <w:rPr>
+          <w:b/>
+          <w:bCs/>
+        </w:rPr>
+      </w:pPr>
+      <w:r>
+        <w:rPr>
+          <w:rFonts w:ascii="Segoe UI Emoji" w:hAnsi="Segoe UI Emoji" w:cs="Segoe UI Emoji"/>
+          <w:b/>
+          <w:bCs/>
+        </w:rPr>
+        <w:t>🔹</w:t>
+      </w:r>
+      <w:r>
+        <w:rPr>
+          <w:b/>
+          <w:bCs/>
+        </w:rPr>
+        <w:t xml:space="preserve"> Memory &amp; System Exceptions</w:t>
+      </w:r>
+    </w:p>
+    <w:tbl>
+      <w:tblPr>
+        <w:tblW w:w="0" w:type="auto"/>
+        <w:tblCellSpacing w:w="15" w:type="dxa"/>
+        <w:tblCellMar>
+          <w:top w:w="15" w:type="dxa"/>
+          <w:left w:w="15" w:type="dxa"/>
+          <w:bottom w:w="15" w:type="dxa"/>
+          <w:right w:w="15" w:type="dxa"/>
+        </w:tblCellMar>
+        <w:tblLook w:val="04A0" w:firstRow="1" w:lastRow="0" w:firstColumn="1" w:lastColumn="0" w:noHBand="0" w:noVBand="1"/>
+      </w:tblPr>
+      <w:tblGrid>
+        <w:gridCol w:w="1521"/>
+        <w:gridCol w:w="3637"/>
+      </w:tblGrid>
+      <w:tr>
+        <w:trPr>
+          <w:tblHeader/>
+          <w:tblCellSpacing w:w="15" w:type="dxa"/>
+        </w:trPr>
+        <w:tc>
+          <w:tcPr>
+            <w:tcW w:w="0" w:type="auto"/>
+            <w:vAlign w:val="center"/>
+            <w:hideMark/>
+          </w:tcPr>
+          <w:p>
+            <w:pPr>
+              <w:rPr>
+                <w:b/>
+                <w:bCs/>
+              </w:rPr>
+            </w:pPr>
+            <w:r>
+              <w:rPr>
+                <w:b/>
+                <w:bCs/>
+              </w:rPr>
+              <w:t>Exception</w:t>
+            </w:r>
+          </w:p>
+        </w:tc>
+        <w:tc>
+          <w:tcPr>
+            <w:tcW w:w="0" w:type="auto"/>
+            <w:vAlign w:val="center"/>
+            <w:hideMark/>
+          </w:tcPr>
+          <w:p>
+            <w:pPr>
+              <w:rPr>
+                <w:b/>
+                <w:bCs/>
+              </w:rPr>
+            </w:pPr>
+            <w:r>
+              <w:rPr>
+                <w:b/>
+                <w:bCs/>
+              </w:rPr>
+              <w:t>When it occurs</w:t>
+            </w:r>
+          </w:p>
+        </w:tc>
+      </w:tr>
+      <w:tr>
+        <w:trPr>
+          <w:tblCellSpacing w:w="15" w:type="dxa"/>
+        </w:trPr>
+        <w:tc>
+          <w:tcPr>
+            <w:tcW w:w="0" w:type="auto"/>
+            <w:vAlign w:val="center"/>
+            <w:hideMark/>
+          </w:tcPr>
+          <w:p>
+            <w:proofErr w:type="spellStart"/>
+            <w:r>
+              <w:t>MemoryError</w:t>
+            </w:r>
+            <w:proofErr w:type="spellEnd"/>
+          </w:p>
+        </w:tc>
+        <w:tc>
+          <w:tcPr>
+            <w:tcW w:w="0" w:type="auto"/>
+            <w:vAlign w:val="center"/>
+            <w:hideMark/>
+          </w:tcPr>
+          <w:p>
+            <w:r>
+              <w:t>Out of memory</w:t>
+            </w:r>
+          </w:p>
+        </w:tc>
+      </w:tr>
+      <w:tr>
+        <w:trPr>
+          <w:tblCellSpacing w:w="15" w:type="dxa"/>
+        </w:trPr>
+        <w:tc>
+          <w:tcPr>
+            <w:tcW w:w="0" w:type="auto"/>
+            <w:vAlign w:val="center"/>
+            <w:hideMark/>
+          </w:tcPr>
+          <w:p>
+            <w:proofErr w:type="spellStart"/>
+            <w:r>
+              <w:t>RecursionError</w:t>
+            </w:r>
+            <w:proofErr w:type="spellEnd"/>
+          </w:p>
+        </w:tc>
+        <w:tc>
+          <w:tcPr>
+            <w:tcW w:w="0" w:type="auto"/>
+            <w:vAlign w:val="center"/>
+            <w:hideMark/>
+          </w:tcPr>
+          <w:p>
+            <w:r>
+              <w:t>Maximum recursion depth exceeded</w:t>
+            </w:r>
+          </w:p>
+        </w:tc>
+      </w:tr>
+      <w:tr>
+        <w:trPr>
+          <w:tblCellSpacing w:w="15" w:type="dxa"/>
+        </w:trPr>
+        <w:tc>
+          <w:tcPr>
+            <w:tcW w:w="0" w:type="auto"/>
+            <w:vAlign w:val="center"/>
+            <w:hideMark/>
+          </w:tcPr>
+          <w:p>
+            <w:proofErr w:type="spellStart"/>
+            <w:r>
+              <w:t>SystemError</w:t>
+            </w:r>
+            <w:proofErr w:type="spellEnd"/>
+          </w:p>
+        </w:tc>
+        <w:tc>
+          <w:tcPr>
+            <w:tcW w:w="0" w:type="auto"/>
+            <w:vAlign w:val="center"/>
+            <w:hideMark/>
+          </w:tcPr>
+          <w:p>
+            <w:r>
+              <w:t>Internal Python error</w:t>
+            </w:r>
+          </w:p>
+        </w:tc>
+      </w:tr>
+    </w:tbl>
+    <w:p>
+      <w:r>
+        <w:pict w14:anchorId="0B09DE6A">
+          <v:rect id="_x0000_i1078" style="width:0;height:1.5pt" o:hralign="center" o:hrstd="t" o:hr="t" fillcolor="#a0a0a0" stroked="f"/>
+        </w:pict>
+      </w:r>
+    </w:p>
+    <w:p>
+      <w:pPr>
+        <w:rPr>
+          <w:b/>
+          <w:bCs/>
+        </w:rPr>
+      </w:pPr>
+      <w:r>
+        <w:rPr>
+          <w:rFonts w:ascii="Segoe UI Emoji" w:hAnsi="Segoe UI Emoji" w:cs="Segoe UI Emoji"/>
+          <w:b/>
+          <w:bCs/>
+        </w:rPr>
+        <w:t>🔹</w:t>
+      </w:r>
+      <w:r>
+        <w:rPr>
+          <w:b/>
+          <w:bCs/>
+        </w:rPr>
+        <w:t xml:space="preserve"> Assertion &amp; Syntax Exceptions</w:t>
+      </w:r>
+    </w:p>
+    <w:tbl>
+      <w:tblPr>
+        <w:tblW w:w="0" w:type="auto"/>
+        <w:tblCellSpacing w:w="15" w:type="dxa"/>
+        <w:tblCellMar>
+          <w:top w:w="15" w:type="dxa"/>
+          <w:left w:w="15" w:type="dxa"/>
+          <w:bottom w:w="15" w:type="dxa"/>
+          <w:right w:w="15" w:type="dxa"/>
+        </w:tblCellMar>
+        <w:tblLook w:val="04A0" w:firstRow="1" w:lastRow="0" w:firstColumn="1" w:lastColumn="0" w:noHBand="0" w:noVBand="1"/>
+      </w:tblPr>
+      <w:tblGrid>
+        <w:gridCol w:w="1699"/>
+        <w:gridCol w:w="2152"/>
+      </w:tblGrid>
+      <w:tr>
+        <w:trPr>
+          <w:tblHeader/>
+          <w:tblCellSpacing w:w="15" w:type="dxa"/>
+        </w:trPr>
+        <w:tc>
+          <w:tcPr>
+            <w:tcW w:w="0" w:type="auto"/>
+            <w:vAlign w:val="center"/>
+            <w:hideMark/>
+          </w:tcPr>
+          <w:p>
+            <w:pPr>
+              <w:rPr>
+                <w:b/>
+                <w:bCs/>
+              </w:rPr>
+            </w:pPr>
+            <w:r>
+              <w:rPr>
+                <w:b/>
+                <w:bCs/>
+              </w:rPr>
+              <w:t>Exception</w:t>
+            </w:r>
+          </w:p>
+        </w:tc>
+        <w:tc>
+          <w:tcPr>
+            <w:tcW w:w="0" w:type="auto"/>
+            <w:vAlign w:val="center"/>
+            <w:hideMark/>
+          </w:tcPr>
+          <w:p>
+            <w:pPr>
+              <w:rPr>
+                <w:b/>
+                <w:bCs/>
+              </w:rPr>
+            </w:pPr>
+            <w:r>
+              <w:rPr>
+                <w:b/>
+                <w:bCs/>
+              </w:rPr>
+              <w:t>When it occurs</w:t>
+            </w:r>
+          </w:p>
+        </w:tc>
+      </w:tr>
+      <w:tr>
+        <w:trPr>
+          <w:tblCellSpacing w:w="15" w:type="dxa"/>
+        </w:trPr>
+        <w:tc>
+          <w:tcPr>
+            <w:tcW w:w="0" w:type="auto"/>
+            <w:vAlign w:val="center"/>
+            <w:hideMark/>
+          </w:tcPr>
+          <w:p>
+            <w:proofErr w:type="spellStart"/>
+            <w:r>
+              <w:t>AssertionError</w:t>
+            </w:r>
+            <w:proofErr w:type="spellEnd"/>
+          </w:p>
+        </w:tc>
+        <w:tc>
+          <w:tcPr>
+            <w:tcW w:w="0" w:type="auto"/>
+            <w:vAlign w:val="center"/>
+            <w:hideMark/>
+          </w:tcPr>
+          <w:p>
+            <w:r>
+              <w:t>assert statement fails</w:t>
+            </w:r>
+          </w:p>
+        </w:tc>
+      </w:tr>
+      <w:tr>
+        <w:trPr>
+          <w:tblCellSpacing w:w="15" w:type="dxa"/>
+        </w:trPr>
+        <w:tc>
+          <w:tcPr>
+            <w:tcW w:w="0" w:type="auto"/>
+            <w:vAlign w:val="center"/>
+            <w:hideMark/>
+          </w:tcPr>
+          <w:p>
+            <w:proofErr w:type="spellStart"/>
+            <w:r>
+              <w:t>SyntaxError</w:t>
+            </w:r>
+            <w:proofErr w:type="spellEnd"/>
+          </w:p>
+        </w:tc>
+        <w:tc>
+          <w:tcPr>
+            <w:tcW w:w="0" w:type="auto"/>
+            <w:vAlign w:val="center"/>
+            <w:hideMark/>
+          </w:tcPr>
+          <w:p>
+            <w:r>
+              <w:t>Invalid Python syntax</w:t>
+            </w:r>
+          </w:p>
+        </w:tc>
+      </w:tr>
+      <w:tr>
+        <w:trPr>
+          <w:tblCellSpacing w:w="15" w:type="dxa"/>
+        </w:trPr>
+        <w:tc>
+          <w:tcPr>
+            <w:tcW w:w="0" w:type="auto"/>
+            <w:vAlign w:val="center"/>
+            <w:hideMark/>
+          </w:tcPr>
+          <w:p>
+            <w:proofErr w:type="spellStart"/>
+            <w:r>
+              <w:lastRenderedPageBreak/>
+              <w:t>IndentationError</w:t>
+            </w:r>
+            <w:proofErr w:type="spellEnd"/>
+          </w:p>
+        </w:tc>
+        <w:tc>
+          <w:tcPr>
+            <w:tcW w:w="0" w:type="auto"/>
+            <w:vAlign w:val="center"/>
+            <w:hideMark/>
+          </w:tcPr>
+          <w:p>
+            <w:r>
+              <w:t>Incorrect indentation</w:t>
+            </w:r>
+          </w:p>
+        </w:tc>
+      </w:tr>
+      <w:tr>
+        <w:trPr>
+          <w:tblCellSpacing w:w="15" w:type="dxa"/>
+        </w:trPr>
+        <w:tc>
+          <w:tcPr>
+            <w:tcW w:w="0" w:type="auto"/>
+            <w:vAlign w:val="center"/>
+            <w:hideMark/>
+          </w:tcPr>
+          <w:p>
+            <w:proofErr w:type="spellStart"/>
+            <w:r>
+              <w:t>TabError</w:t>
+            </w:r>
+            <w:proofErr w:type="spellEnd"/>
+          </w:p>
+        </w:tc>
+        <w:tc>
+          <w:tcPr>
+            <w:tcW w:w="0" w:type="auto"/>
+            <w:vAlign w:val="center"/>
+            <w:hideMark/>
+          </w:tcPr>
+          <w:p>
+            <w:r>
+              <w:t>Mixing tabs &amp; spaces</w:t>
+            </w:r>
+          </w:p>
+        </w:tc>
+      </w:tr>
+    </w:tbl>
+    <w:p>
+      <w:r>
+        <w:pict w14:anchorId="14A63ACA">
+          <v:rect id="_x0000_i1079" style="width:0;height:1.5pt" o:hralign="center" o:hrstd="t" o:hr="t" fillcolor="#a0a0a0" stroked="f"/>
+        </w:pict>
+      </w:r>
+    </w:p>
+    <w:p>
+      <w:pPr>
+        <w:rPr>
+          <w:b/>
+          <w:bCs/>
+        </w:rPr>
+      </w:pPr>
+      <w:r>
+        <w:rPr>
+          <w:rFonts w:ascii="Segoe UI Emoji" w:hAnsi="Segoe UI Emoji" w:cs="Segoe UI Emoji"/>
+          <w:b/>
+          <w:bCs/>
+        </w:rPr>
+        <w:t>🔹</w:t>
+      </w:r>
+      <w:r>
+        <w:rPr>
+          <w:b/>
+          <w:bCs/>
+        </w:rPr>
+        <w:t xml:space="preserve"> Keyboard / Program Control Exceptions</w:t>
+      </w:r>
+    </w:p>
+    <w:tbl>
+      <w:tblPr>
+        <w:tblW w:w="0" w:type="auto"/>
+        <w:tblCellSpacing w:w="15" w:type="dxa"/>
+        <w:tblCellMar>
+          <w:top w:w="15" w:type="dxa"/>
+          <w:left w:w="15" w:type="dxa"/>
+          <w:bottom w:w="15" w:type="dxa"/>
+          <w:right w:w="15" w:type="dxa"/>
+        </w:tblCellMar>
+        <w:tblLook w:val="04A0" w:firstRow="1" w:lastRow="0" w:firstColumn="1" w:lastColumn="0" w:noHBand="0" w:noVBand="1"/>
+      </w:tblPr>
+      <w:tblGrid>
+        <w:gridCol w:w="1877"/>
+        <w:gridCol w:w="2881"/>
+      </w:tblGrid>
+      <w:tr>
+        <w:trPr>
+          <w:tblHeader/>
+          <w:tblCellSpacing w:w="15" w:type="dxa"/>
+        </w:trPr>
+        <w:tc>
+          <w:tcPr>
+            <w:tcW w:w="0" w:type="auto"/>
+            <w:vAlign w:val="center"/>
+            <w:hideMark/>
+          </w:tcPr>
+          <w:p>
+            <w:pPr>
+              <w:rPr>
+                <w:b/>
+                <w:bCs/>
+              </w:rPr>
+            </w:pPr>
+            <w:r>
+              <w:rPr>
+                <w:b/>
+                <w:bCs/>
+              </w:rPr>
+              <w:t>Exception</w:t>
+            </w:r>
+          </w:p>
+        </w:tc>
+        <w:tc>
+          <w:tcPr>
+            <w:tcW w:w="0" w:type="auto"/>
+            <w:vAlign w:val="center"/>
+            <w:hideMark/>
+          </w:tcPr>
+          <w:p>
+            <w:pPr>
+              <w:rPr>
+                <w:b/>
+                <w:bCs/>
+              </w:rPr>
+            </w:pPr>
+            <w:r>
+              <w:rPr>
+                <w:b/>
+                <w:bCs/>
+              </w:rPr>
+              <w:t>When it occurs</w:t>
+            </w:r>
+          </w:p>
+        </w:tc>
+      </w:tr>
+      <w:tr>
+        <w:trPr>
+          <w:tblCellSpacing w:w="15" w:type="dxa"/>
+        </w:trPr>
+        <w:tc>
+          <w:tcPr>
+            <w:tcW w:w="0" w:type="auto"/>
+            <w:vAlign w:val="center"/>
+            <w:hideMark/>
+          </w:tcPr>
+          <w:p>
+            <w:proofErr w:type="spellStart"/>
+            <w:r>
+              <w:t>KeyboardInterrupt</w:t>
+            </w:r>
+            <w:proofErr w:type="spellEnd"/>
+          </w:p>
+        </w:tc>
+        <w:tc>
+          <w:tcPr>
+            <w:tcW w:w="0" w:type="auto"/>
+            <w:vAlign w:val="center"/>
+            <w:hideMark/>
+          </w:tcPr>
+          <w:p>
+            <w:r>
+              <w:t>User interrupts execution</w:t>
+            </w:r>
+          </w:p>
+        </w:tc>
+      </w:tr>
+      <w:tr>
+        <w:trPr>
+          <w:tblCellSpacing w:w="15" w:type="dxa"/>
+        </w:trPr>
+        <w:tc>
+          <w:tcPr>
+            <w:tcW w:w="0" w:type="auto"/>
+            <w:vAlign w:val="center"/>
+            <w:hideMark/>
+          </w:tcPr>
+          <w:p>
+            <w:proofErr w:type="spellStart"/>
+            <w:r>
+              <w:t>SystemExit</w:t>
+            </w:r>
+            <w:proofErr w:type="spellEnd"/>
+          </w:p>
+        </w:tc>
+        <w:tc>
+          <w:tcPr>
+            <w:tcW w:w="0" w:type="auto"/>
+            <w:vAlign w:val="center"/>
+            <w:hideMark/>
+          </w:tcPr>
+          <w:p>
+            <w:r>
+              <w:t xml:space="preserve">Program exits using </w:t>
+            </w:r>
+            <w:proofErr w:type="spellStart"/>
+            <w:r>
+              <w:t>sys.exit</w:t>
+            </w:r>
+            <w:proofErr w:type="spellEnd"/>
+            <w:r>
+              <w:t>()</w:t>
+            </w:r>
+          </w:p>
+        </w:tc>
+      </w:tr>
+    </w:tbl>
+    <w:p>
+      <w:r>
+        <w:pict w14:anchorId="482A064A">
+          <v:rect id="_x0000_i1080" style="width:0;height:1.5pt" o:hralign="center" o:hrstd="t" o:hr="t" fillcolor="#a0a0a0" stroked="f"/>
+        </w:pict>
+      </w:r>
+    </w:p>
+    <w:p>
+      <w:pPr>
+        <w:rPr>
+          <w:b/>
+          <w:bCs/>
+        </w:rPr>
+      </w:pPr>
+      <w:r>
+        <w:rPr>
+          <w:rFonts w:ascii="Segoe UI Emoji" w:hAnsi="Segoe UI Emoji" w:cs="Segoe UI Emoji"/>
+          <w:b/>
+          <w:bCs/>
+        </w:rPr>
+        <w:t>🔹</w:t>
+      </w:r>
+      <w:r>
+        <w:rPr>
+          <w:b/>
+          <w:bCs/>
+        </w:rPr>
+        <w:t xml:space="preserve"> Unicode &amp; Encoding Exceptions</w:t>
+      </w:r>
+    </w:p>
+    <w:tbl>
+      <w:tblPr>
+        <w:tblW w:w="0" w:type="auto"/>
+        <w:tblCellSpacing w:w="15" w:type="dxa"/>
+        <w:tblCellMar>
+          <w:top w:w="15" w:type="dxa"/>
+          <w:left w:w="15" w:type="dxa"/>
+          <w:bottom w:w="15" w:type="dxa"/>
+          <w:right w:w="15" w:type="dxa"/>
+        </w:tblCellMar>
+        <w:tblLook w:val="04A0" w:firstRow="1" w:lastRow="0" w:firstColumn="1" w:lastColumn="0" w:noHBand="0" w:noVBand="1"/>
+      </w:tblPr>
+      <w:tblGrid>
+        <w:gridCol w:w="2112"/>
+        <w:gridCol w:w="2194"/>
+      </w:tblGrid>
+      <w:tr>
+        <w:trPr>
+          <w:tblHeader/>
+          <w:tblCellSpacing w:w="15" w:type="dxa"/>
+        </w:trPr>
+        <w:tc>
+          <w:tcPr>
+            <w:tcW w:w="0" w:type="auto"/>
+            <w:vAlign w:val="center"/>
+            <w:hideMark/>
+          </w:tcPr>
+          <w:p>
+            <w:pPr>
+              <w:rPr>
+                <w:b/>
+                <w:bCs/>
+              </w:rPr>
+            </w:pPr>
+            <w:r>
+              <w:rPr>
+                <w:b/>
+                <w:bCs/>
+              </w:rPr>
+              <w:t>Exception</w:t>
+            </w:r>
+          </w:p>
+        </w:tc>
+        <w:tc>
+          <w:tcPr>
+            <w:tcW w:w="0" w:type="auto"/>
+            <w:vAlign w:val="center"/>
+            <w:hideMark/>
+          </w:tcPr>
+          <w:p>
+            <w:pPr>
+              <w:rPr>
+                <w:b/>
+                <w:bCs/>
+              </w:rPr>
+            </w:pPr>
+            <w:r>
+              <w:rPr>
+                <w:b/>
+                <w:bCs/>
+              </w:rPr>
+              <w:t>When it occurs</w:t>
+            </w:r>
+          </w:p>
+        </w:tc>
+      </w:tr>
+      <w:tr>
+        <w:trPr>
+          <w:tblCellSpacing w:w="15" w:type="dxa"/>
+        </w:trPr>
+        <w:tc>
+          <w:tcPr>
+            <w:tcW w:w="0" w:type="auto"/>
+            <w:vAlign w:val="center"/>
+            <w:hideMark/>
+          </w:tcPr>
+          <w:p>
+            <w:proofErr w:type="spellStart"/>
+            <w:r>
+              <w:t>UnicodeError</w:t>
+            </w:r>
+            <w:proofErr w:type="spellEnd"/>
+          </w:p>
+        </w:tc>
+        <w:tc>
+          <w:tcPr>
+            <w:tcW w:w="0" w:type="auto"/>
+            <w:vAlign w:val="center"/>
+            <w:hideMark/>
+          </w:tcPr>
+          <w:p>
+            <w:r>
+              <w:t>Unicode-related error</w:t>
+            </w:r>
+          </w:p>
+        </w:tc>
+      </w:tr>
+      <w:tr>
+        <w:trPr>
+          <w:tblCellSpacing w:w="15" w:type="dxa"/>
+        </w:trPr>
+        <w:tc>
+          <w:tcPr>
+            <w:tcW w:w="0" w:type="auto"/>
+            <w:vAlign w:val="center"/>
+            <w:hideMark/>
+          </w:tcPr>
+          <w:p>
+            <w:proofErr w:type="spellStart"/>
+            <w:r>
+              <w:t>UnicodeEncodeError</w:t>
+            </w:r>
+            <w:proofErr w:type="spellEnd"/>
+          </w:p>
+        </w:tc>
+        <w:tc>
+          <w:tcPr>
+            <w:tcW w:w="0" w:type="auto"/>
+            <w:vAlign w:val="center"/>
+            <w:hideMark/>
+          </w:tcPr>
+          <w:p>
+            <w:r>
+              <w:t>Encoding failure</w:t>
+            </w:r>
+          </w:p>
+        </w:tc>
+      </w:tr>
+      <w:tr>
+        <w:trPr>
+          <w:tblCellSpacing w:w="15" w:type="dxa"/>
+        </w:trPr>
+        <w:tc>
+          <w:tcPr>
+            <w:tcW w:w="0" w:type="auto"/>
+            <w:vAlign w:val="center"/>
+            <w:hideMark/>
+          </w:tcPr>
+          <w:p>
+            <w:r>
+              <w:t>UnicodeDecodeError</w:t>
+            </w:r>
+          </w:p>
+        </w:tc>
+        <w:tc>
+          <w:tcPr>
+            <w:tcW w:w="0" w:type="auto"/>
+            <w:vAlign w:val="center"/>
+            <w:hideMark/>
+          </w:tcPr>
+          <w:p>
+            <w:r>
+              <w:t>Decoding failure</w:t>
+            </w:r>
+          </w:p>
+        </w:tc>
+      </w:tr>
+    </w:tbl>
     <w:p/>
     <w:p/>
     <w:sectPr>
@@ -932,7 +3236,6 @@
     <w:next w:val="Normal"/>
     <w:link w:val="Heading2Char"/>
     <w:uiPriority w:val="9"/>
-    <w:semiHidden/>
     <w:unhideWhenUsed/>
     <w:qFormat/>
     <w:rsid w:val="0044255B"/>
@@ -1148,7 +3451,6 @@
     <w:basedOn w:val="DefaultParagraphFont"/>
     <w:link w:val="Heading2"/>
     <w:uiPriority w:val="9"/>
-    <w:semiHidden/>
     <w:rsid w:val="0044255B"/>
     <w:rPr>
       <w:rFonts w:asciiTheme="majorHAnsi" w:eastAsiaTheme="majorEastAsia" w:hAnsiTheme="majorHAnsi" w:cstheme="majorBidi"/>
